--- a/skills/draft-legal-docs/templates/诉状.docx
+++ b/skills/draft-legal-docs/templates/诉状.docx
@@ -1,722 +1,722 @@
 
 <file path=word/document.xml><?xml version="1.0" encoding="utf-8"?>
-<w:document xmlns:wpc="http://schemas.microsoft.com/office/word/2010/wordprocessingCanvas" xmlns:mc="http://schemas.openxmlformats.org/markup-compatibility/2006" xmlns:o="urn:schemas-microsoft-com:office:office" xmlns:r="http://schemas.openxmlformats.org/officeDocument/2006/relationships" xmlns:m="http://schemas.openxmlformats.org/officeDocument/2006/math" xmlns:v="urn:schemas-microsoft-com:vml" xmlns:wp14="http://schemas.microsoft.com/office/word/2010/wordprocessingDrawing" xmlns:wp="http://schemas.openxmlformats.org/drawingml/2006/wordprocessingDrawing" xmlns:w="http://schemas.openxmlformats.org/wordprocessingml/2006/main" xmlns:w14="http://schemas.microsoft.com/office/word/2010/wordml" xmlns:w10="urn:schemas-microsoft-com:office:word" xmlns:w15="http://schemas.microsoft.com/office/word/2012/wordml" xmlns:wpg="http://schemas.microsoft.com/office/word/2010/wordprocessingGroup" xmlns:wpi="http://schemas.microsoft.com/office/word/2010/wordprocessingInk" xmlns:wne="http://schemas.microsoft.com/office/word/2006/wordml" xmlns:wps="http://schemas.microsoft.com/office/word/2010/wordprocessingShape" xmlns:wpsCustomData="http://www.wps.cn/officeDocument/2013/wpsCustomData" mc:Ignorable="w14 w15 wp14">
-  <w:body>
-    <w:p>
-      <w:pPr>
-        <w:pStyle w:val="2"/>
-        <w:spacing w:before="157" w:beforeLines="50" w:after="157" w:afterLines="50"/>
-        <w:jc w:val="center"/>
-        <w:rPr>
-          <w:rFonts w:hint="default" w:ascii="宋体" w:hAnsi="宋体" w:eastAsia="宋体"/>
-          <w:sz w:val="32"/>
-          <w:szCs w:val="32"/>
-          <w:lang w:val="en-US" w:eastAsia="zh-CN"/>
-        </w:rPr>
-      </w:pPr>
-      <w:r>
-        <w:rPr>
-          <w:rFonts w:hint="eastAsia" w:ascii="宋体" w:hAnsi="宋体"/>
-          <w:sz w:val="32"/>
-          <w:szCs w:val="32"/>
-          <w:lang w:val="en-US" w:eastAsia="zh-CN"/>
-        </w:rPr>
-        <w:t>民事起诉状</w:t>
-      </w:r>
-    </w:p>
-    <w:p>
-      <w:pPr>
-        <w:widowControl/>
-        <w:spacing w:before="157" w:beforeLines="50" w:after="157" w:afterLines="50"/>
-        <w:rPr>
-          <w:rFonts w:hint="default" w:ascii="宋体" w:hAnsi="宋体" w:cs="宋体"/>
-          <w:kern w:val="0"/>
-          <w:sz w:val="28"/>
-          <w:szCs w:val="28"/>
-          <w:lang w:val="en-US" w:eastAsia="zh-CN"/>
-        </w:rPr>
-      </w:pPr>
-      <w:r>
-        <w:rPr>
-          <w:rFonts w:hint="eastAsia" w:ascii="宋体" w:hAnsi="宋体" w:eastAsia="宋体" w:cs="宋体"/>
-          <w:b/>
-          <w:bCs/>
-          <w:kern w:val="0"/>
-          <w:sz w:val="28"/>
-          <w:szCs w:val="28"/>
-        </w:rPr>
-        <w:t>原告</w:t>
-      </w:r>
-      <w:r>
-        <w:rPr>
-          <w:rFonts w:hint="eastAsia" w:ascii="宋体" w:hAnsi="宋体" w:eastAsia="宋体" w:cs="宋体"/>
-          <w:kern w:val="0"/>
-          <w:sz w:val="28"/>
-          <w:szCs w:val="28"/>
-        </w:rPr>
-        <w:t>：</w:t>
-      </w:r>
-      <w:r>
-        <w:rPr>
-          <w:rFonts w:hint="eastAsia" w:ascii="宋体" w:hAnsi="宋体" w:cs="宋体"/>
-          <w:kern w:val="0"/>
-          <w:sz w:val="28"/>
-          <w:szCs w:val="28"/>
-          <w:lang w:val="en-US" w:eastAsia="zh-CN"/>
-        </w:rPr>
-        <w:t>惠羿玮，女，汉族，1999年8月24日出生，身份证号码411381199908240307，住上海市普陀区千阳南路99弄19号</w:t>
-      </w:r>
-    </w:p>
-    <w:p>
-      <w:pPr>
-        <w:widowControl/>
-        <w:spacing w:before="157" w:beforeLines="50" w:after="157" w:afterLines="50"/>
-        <w:rPr>
-          <w:rFonts w:hint="eastAsia" w:ascii="宋体" w:hAnsi="宋体" w:cs="宋体"/>
-          <w:kern w:val="0"/>
-          <w:sz w:val="28"/>
-          <w:szCs w:val="28"/>
-          <w:lang w:val="en-US" w:eastAsia="zh-CN"/>
-        </w:rPr>
-      </w:pPr>
-      <w:r>
-        <w:rPr>
-          <w:rFonts w:hint="eastAsia" w:ascii="宋体" w:hAnsi="宋体" w:cs="宋体"/>
-          <w:kern w:val="0"/>
-          <w:sz w:val="28"/>
-          <w:szCs w:val="28"/>
-          <w:lang w:val="en-US" w:eastAsia="zh-CN"/>
-        </w:rPr>
-        <w:t>送达地址：上海市静安区南京西路580号B座10楼，13062663878</w:t>
-      </w:r>
-    </w:p>
-    <w:p>
-      <w:pPr>
-        <w:widowControl/>
-        <w:spacing w:before="157" w:beforeLines="50" w:after="157" w:afterLines="50"/>
-        <w:rPr>
-          <w:rFonts w:hint="eastAsia" w:ascii="宋体" w:hAnsi="宋体" w:cs="宋体"/>
-          <w:kern w:val="0"/>
-          <w:sz w:val="28"/>
-          <w:szCs w:val="28"/>
-          <w:lang w:val="en-US" w:eastAsia="zh-CN"/>
-        </w:rPr>
-      </w:pPr>
-    </w:p>
-    <w:p>
-      <w:pPr>
-        <w:widowControl/>
-        <w:spacing w:before="157" w:beforeLines="50" w:after="157" w:afterLines="50"/>
-        <w:rPr>
-          <w:rFonts w:hint="default" w:ascii="宋体" w:hAnsi="宋体" w:cs="宋体"/>
-          <w:kern w:val="0"/>
-          <w:sz w:val="28"/>
-          <w:szCs w:val="28"/>
-          <w:lang w:val="en-US" w:eastAsia="zh-CN"/>
-        </w:rPr>
-      </w:pPr>
-      <w:r>
-        <w:rPr>
-          <w:rFonts w:hint="eastAsia" w:ascii="宋体" w:hAnsi="宋体" w:cs="宋体"/>
-          <w:kern w:val="0"/>
-          <w:sz w:val="28"/>
-          <w:szCs w:val="28"/>
-          <w:lang w:val="en-US" w:eastAsia="zh-CN"/>
-        </w:rPr>
-        <w:t>被告：漳州市龙文区安之妮汽车经营部，统一社会信用代码：92350603MADUMPGH7P，经营者：郑阿妮，地址：福建省漳州市龙文区湘桥路2-18号，联系电话：18205965540</w:t>
-      </w:r>
-    </w:p>
-    <w:p>
-      <w:pPr>
-        <w:widowControl/>
-        <w:spacing w:before="157" w:beforeLines="50" w:after="157" w:afterLines="50"/>
-        <w:rPr>
-          <w:rFonts w:hint="eastAsia" w:ascii="宋体" w:hAnsi="宋体" w:cs="宋体"/>
-          <w:kern w:val="0"/>
-          <w:sz w:val="28"/>
-          <w:szCs w:val="28"/>
-          <w:lang w:val="en-US" w:eastAsia="zh-CN"/>
-        </w:rPr>
-      </w:pPr>
-      <w:bookmarkStart w:id="0" w:name="_GoBack"/>
-      <w:bookmarkEnd w:id="0"/>
-    </w:p>
-    <w:p>
-      <w:pPr>
-        <w:pStyle w:val="3"/>
-        <w:spacing w:before="157" w:beforeLines="50" w:after="157" w:afterLines="50"/>
-        <w:rPr>
-          <w:rFonts w:hint="eastAsia" w:ascii="宋体" w:hAnsi="宋体" w:eastAsia="宋体" w:cs="宋体"/>
-          <w:sz w:val="28"/>
-          <w:szCs w:val="28"/>
-        </w:rPr>
-      </w:pPr>
-      <w:r>
-        <w:rPr>
-          <w:rFonts w:hint="eastAsia" w:ascii="宋体" w:hAnsi="宋体" w:eastAsia="宋体" w:cs="宋体"/>
-          <w:sz w:val="28"/>
-          <w:szCs w:val="28"/>
-        </w:rPr>
-        <w:t>​</w:t>
-      </w:r>
-      <w:r>
-        <w:rPr>
-          <w:rStyle w:val="17"/>
-          <w:rFonts w:hint="eastAsia" w:ascii="宋体" w:hAnsi="宋体" w:cs="宋体"/>
-          <w:b/>
-          <w:bCs/>
-          <w:sz w:val="28"/>
-          <w:szCs w:val="28"/>
-          <w:lang w:val="en-US" w:eastAsia="zh-CN"/>
-        </w:rPr>
-        <w:t>诉讼</w:t>
-      </w:r>
-      <w:r>
-        <w:rPr>
-          <w:rStyle w:val="17"/>
-          <w:rFonts w:hint="eastAsia" w:ascii="宋体" w:hAnsi="宋体" w:eastAsia="宋体" w:cs="宋体"/>
-          <w:b/>
-          <w:bCs/>
-          <w:sz w:val="28"/>
-          <w:szCs w:val="28"/>
-        </w:rPr>
-        <w:t>请求</w:t>
-      </w:r>
-    </w:p>
-    <w:p>
-      <w:pPr>
-        <w:pStyle w:val="18"/>
-        <w:widowControl/>
-        <w:numPr>
-          <w:ilvl w:val="0"/>
-          <w:numId w:val="1"/>
-        </w:numPr>
-        <w:spacing w:before="157" w:beforeLines="50" w:after="157" w:afterLines="50"/>
-        <w:ind w:firstLineChars="0"/>
-        <w:jc w:val="left"/>
-        <w:rPr>
-          <w:rFonts w:hint="eastAsia" w:ascii="宋体" w:hAnsi="宋体" w:cs="宋体"/>
-          <w:kern w:val="0"/>
-          <w:sz w:val="28"/>
-          <w:szCs w:val="28"/>
-          <w:lang w:val="en-US" w:eastAsia="zh-CN"/>
-        </w:rPr>
-      </w:pPr>
-      <w:r>
-        <w:rPr>
-          <w:rFonts w:hint="eastAsia" w:ascii="宋体" w:hAnsi="宋体" w:cs="宋体"/>
-          <w:kern w:val="0"/>
-          <w:sz w:val="28"/>
-          <w:szCs w:val="28"/>
-          <w:lang w:val="en-US" w:eastAsia="zh-CN"/>
-        </w:rPr>
-        <w:t>判令撤销原告与被告签订的《二手（事故）车销售合同》；</w:t>
-      </w:r>
-    </w:p>
-    <w:p>
-      <w:pPr>
-        <w:pStyle w:val="18"/>
-        <w:widowControl/>
-        <w:numPr>
-          <w:ilvl w:val="0"/>
-          <w:numId w:val="1"/>
-        </w:numPr>
-        <w:spacing w:before="157" w:beforeLines="50" w:after="157" w:afterLines="50"/>
-        <w:ind w:firstLineChars="0"/>
-        <w:jc w:val="left"/>
-        <w:rPr>
-          <w:rFonts w:hint="eastAsia" w:ascii="宋体" w:hAnsi="宋体" w:cs="宋体"/>
-          <w:kern w:val="0"/>
-          <w:sz w:val="28"/>
-          <w:szCs w:val="28"/>
-          <w:lang w:val="en-US" w:eastAsia="zh-CN"/>
-        </w:rPr>
-      </w:pPr>
-      <w:r>
-        <w:rPr>
-          <w:rFonts w:hint="eastAsia" w:ascii="宋体" w:hAnsi="宋体" w:cs="宋体"/>
-          <w:kern w:val="0"/>
-          <w:sz w:val="28"/>
-          <w:szCs w:val="28"/>
-          <w:lang w:val="en-US" w:eastAsia="zh-CN"/>
-        </w:rPr>
-        <w:t>判令被告退还原告购车款人民币305,000元；</w:t>
-      </w:r>
-    </w:p>
-    <w:p>
-      <w:pPr>
-        <w:pStyle w:val="18"/>
-        <w:widowControl/>
-        <w:numPr>
-          <w:ilvl w:val="0"/>
-          <w:numId w:val="1"/>
-        </w:numPr>
-        <w:spacing w:before="157" w:beforeLines="50" w:after="157" w:afterLines="50"/>
-        <w:ind w:firstLineChars="0"/>
-        <w:jc w:val="left"/>
-        <w:rPr>
-          <w:rFonts w:hint="eastAsia" w:ascii="宋体" w:hAnsi="宋体" w:cs="宋体"/>
-          <w:kern w:val="0"/>
-          <w:sz w:val="28"/>
-          <w:szCs w:val="28"/>
-          <w:lang w:val="en-US" w:eastAsia="zh-CN"/>
-        </w:rPr>
-      </w:pPr>
-      <w:r>
-        <w:rPr>
-          <w:rFonts w:hint="eastAsia" w:ascii="宋体" w:hAnsi="宋体" w:cs="宋体"/>
-          <w:kern w:val="0"/>
-          <w:sz w:val="28"/>
-          <w:szCs w:val="28"/>
-          <w:lang w:val="en-US" w:eastAsia="zh-CN"/>
-        </w:rPr>
-        <w:t>判令被告向原告支付购车款三倍的赔偿金人民币915,000元；</w:t>
-      </w:r>
-    </w:p>
-    <w:p>
-      <w:pPr>
-        <w:pStyle w:val="18"/>
-        <w:widowControl/>
-        <w:numPr>
-          <w:ilvl w:val="0"/>
-          <w:numId w:val="1"/>
-        </w:numPr>
-        <w:spacing w:before="157" w:beforeLines="50" w:after="157" w:afterLines="50"/>
-        <w:ind w:firstLineChars="0"/>
-        <w:jc w:val="left"/>
-        <w:rPr>
-          <w:rFonts w:hint="default" w:ascii="宋体" w:hAnsi="宋体" w:cs="宋体"/>
-          <w:kern w:val="0"/>
-          <w:sz w:val="28"/>
-          <w:szCs w:val="28"/>
-          <w:lang w:val="en-US" w:eastAsia="zh-CN"/>
-        </w:rPr>
-      </w:pPr>
-      <w:r>
-        <w:rPr>
-          <w:rFonts w:hint="eastAsia" w:ascii="宋体" w:hAnsi="宋体" w:cs="宋体"/>
-          <w:kern w:val="0"/>
-          <w:sz w:val="28"/>
-          <w:szCs w:val="28"/>
-          <w:lang w:val="en-US" w:eastAsia="zh-CN"/>
-        </w:rPr>
-        <w:t>判令被告向原告支付因本案所产生的经济损失，其中包括车辆售前保养、托运费、停车费、检测费、交通费、差旅费等，合计人民币5,468元。</w:t>
-      </w:r>
-    </w:p>
-    <w:p>
-      <w:pPr>
-        <w:pStyle w:val="18"/>
-        <w:widowControl/>
-        <w:numPr>
-          <w:ilvl w:val="0"/>
-          <w:numId w:val="1"/>
-        </w:numPr>
-        <w:spacing w:before="157" w:beforeLines="50" w:after="157" w:afterLines="50"/>
-        <w:ind w:firstLineChars="0"/>
-        <w:jc w:val="left"/>
-        <w:rPr>
-          <w:rFonts w:hint="eastAsia" w:ascii="宋体" w:hAnsi="宋体" w:eastAsia="宋体" w:cs="宋体"/>
-          <w:kern w:val="0"/>
-          <w:sz w:val="28"/>
-          <w:szCs w:val="28"/>
-        </w:rPr>
-      </w:pPr>
-      <w:r>
-        <w:rPr>
-          <w:rFonts w:hint="eastAsia" w:ascii="宋体" w:hAnsi="宋体" w:cs="宋体"/>
-          <w:kern w:val="0"/>
-          <w:sz w:val="28"/>
-          <w:szCs w:val="28"/>
-          <w:lang w:val="en-US" w:eastAsia="zh-CN"/>
-        </w:rPr>
-        <w:t>判令被告向原告支付因本案产生的合理支出，即律师费人民币30000元</w:t>
-      </w:r>
-      <w:r>
-        <w:rPr>
-          <w:rFonts w:hint="eastAsia" w:ascii="宋体" w:hAnsi="宋体" w:eastAsia="宋体" w:cs="宋体"/>
-          <w:kern w:val="0"/>
-          <w:sz w:val="28"/>
-          <w:szCs w:val="28"/>
-          <w:lang w:val="en-US" w:eastAsia="zh-CN"/>
-        </w:rPr>
-        <w:t>。</w:t>
-      </w:r>
-    </w:p>
-    <w:p>
-      <w:pPr>
-        <w:pStyle w:val="18"/>
-        <w:widowControl/>
-        <w:numPr>
-          <w:ilvl w:val="0"/>
-          <w:numId w:val="1"/>
-        </w:numPr>
-        <w:spacing w:before="157" w:beforeLines="50" w:after="157" w:afterLines="50"/>
-        <w:ind w:firstLineChars="0"/>
-        <w:jc w:val="left"/>
-        <w:rPr>
-          <w:rFonts w:hint="eastAsia" w:ascii="宋体" w:hAnsi="宋体" w:eastAsia="宋体" w:cs="宋体"/>
-          <w:kern w:val="0"/>
-          <w:sz w:val="28"/>
-          <w:szCs w:val="28"/>
-        </w:rPr>
-      </w:pPr>
-      <w:r>
-        <w:rPr>
-          <w:rFonts w:hint="eastAsia" w:ascii="宋体" w:hAnsi="宋体" w:cs="宋体"/>
-          <w:kern w:val="0"/>
-          <w:sz w:val="28"/>
-          <w:szCs w:val="28"/>
-          <w:lang w:val="en-US" w:eastAsia="zh-CN"/>
-        </w:rPr>
-        <w:t>案件受理费由被告承担。</w:t>
-      </w:r>
-    </w:p>
-    <w:p>
-      <w:pPr>
-        <w:pStyle w:val="18"/>
-        <w:widowControl/>
-        <w:numPr>
-          <w:ilvl w:val="-1"/>
-          <w:numId w:val="0"/>
-        </w:numPr>
-        <w:spacing w:before="157" w:beforeLines="50" w:after="157" w:afterLines="50"/>
-        <w:ind w:left="0" w:firstLine="0" w:firstLineChars="0"/>
-        <w:jc w:val="left"/>
-        <w:rPr>
-          <w:rFonts w:hint="eastAsia" w:ascii="宋体" w:hAnsi="宋体" w:eastAsia="宋体" w:cs="宋体"/>
-          <w:kern w:val="0"/>
-          <w:sz w:val="28"/>
-          <w:szCs w:val="28"/>
-        </w:rPr>
-      </w:pPr>
-    </w:p>
-    <w:p>
-      <w:pPr>
-        <w:pStyle w:val="3"/>
-        <w:spacing w:before="157" w:beforeLines="50" w:after="157" w:afterLines="50"/>
-        <w:rPr>
-          <w:rFonts w:hint="eastAsia" w:ascii="宋体" w:hAnsi="宋体" w:eastAsia="宋体" w:cs="宋体"/>
-          <w:sz w:val="28"/>
-          <w:szCs w:val="28"/>
-        </w:rPr>
-      </w:pPr>
-      <w:r>
-        <w:rPr>
-          <w:rFonts w:hint="eastAsia" w:ascii="宋体" w:hAnsi="宋体" w:eastAsia="宋体" w:cs="宋体"/>
-          <w:sz w:val="28"/>
-          <w:szCs w:val="28"/>
-        </w:rPr>
-        <w:t>​</w:t>
-      </w:r>
-      <w:r>
-        <w:rPr>
-          <w:rStyle w:val="17"/>
-          <w:rFonts w:hint="eastAsia" w:ascii="宋体" w:hAnsi="宋体" w:cs="宋体"/>
-          <w:b/>
-          <w:bCs/>
-          <w:sz w:val="28"/>
-          <w:szCs w:val="28"/>
-          <w:lang w:val="en-US" w:eastAsia="zh-CN"/>
-        </w:rPr>
-        <w:t>事实与</w:t>
-      </w:r>
-      <w:r>
-        <w:rPr>
-          <w:rStyle w:val="17"/>
-          <w:rFonts w:hint="eastAsia" w:ascii="宋体" w:hAnsi="宋体" w:eastAsia="宋体" w:cs="宋体"/>
-          <w:b/>
-          <w:bCs/>
-          <w:sz w:val="28"/>
-          <w:szCs w:val="28"/>
-        </w:rPr>
-        <w:t>理由</w:t>
-      </w:r>
-    </w:p>
-    <w:p>
-      <w:pPr>
-        <w:widowControl/>
-        <w:spacing w:before="157" w:beforeLines="50" w:after="157" w:afterLines="50"/>
-        <w:ind w:firstLine="420"/>
-        <w:jc w:val="left"/>
-        <w:rPr>
-          <w:rFonts w:hint="eastAsia" w:ascii="宋体" w:hAnsi="宋体" w:cs="宋体"/>
-          <w:kern w:val="0"/>
-          <w:sz w:val="28"/>
-          <w:szCs w:val="28"/>
-          <w:lang w:val="en-US" w:eastAsia="zh-CN"/>
-        </w:rPr>
-      </w:pPr>
-      <w:r>
-        <w:rPr>
-          <w:rFonts w:hint="eastAsia" w:ascii="宋体" w:hAnsi="宋体" w:cs="宋体"/>
-          <w:kern w:val="0"/>
-          <w:sz w:val="28"/>
-          <w:szCs w:val="28"/>
-          <w:lang w:val="en-US" w:eastAsia="zh-CN"/>
-        </w:rPr>
-        <w:t>原告因购车需求，于近期在被告经营场所看中一辆二手汽车（车架号：LBV61AF09PS777048）。在磋商过程中，被告故意隐瞒车辆真实车况，混淆“事故”程度，并在合同中勾选提供“历史车况记录（维保记录、出险记录）”。</w:t>
-      </w:r>
-    </w:p>
-    <w:p>
-      <w:pPr>
-        <w:widowControl/>
-        <w:spacing w:before="157" w:beforeLines="50" w:after="157" w:afterLines="50"/>
-        <w:ind w:firstLine="420"/>
-        <w:jc w:val="left"/>
-        <w:rPr>
-          <w:rFonts w:hint="eastAsia" w:ascii="宋体" w:hAnsi="宋体" w:cs="宋体"/>
-          <w:kern w:val="0"/>
-          <w:sz w:val="28"/>
-          <w:szCs w:val="28"/>
-          <w:lang w:val="en-US" w:eastAsia="zh-CN"/>
-        </w:rPr>
-      </w:pPr>
-      <w:r>
-        <w:rPr>
-          <w:rFonts w:hint="eastAsia" w:ascii="宋体" w:hAnsi="宋体" w:cs="宋体"/>
-          <w:kern w:val="0"/>
-          <w:sz w:val="28"/>
-          <w:szCs w:val="28"/>
-          <w:lang w:val="en-US" w:eastAsia="zh-CN"/>
-        </w:rPr>
-        <w:t>原告基于信任，与被告签订了《二手（事故）车销售合同》，约定购车总价款为305,000元。原告依约支付了首付款61,000元，并通过融资方式支付了剩余款项244,000元。然而，车辆交付时，被告并未按合同约定提供历史车况记录，原告自行委托第三方检测机构查验后发现，该车辆不仅存在严重调表行为，更系发生重大事故导致结构件多处切割、焊接的重大事故车，存在严重安全隐患。</w:t>
-      </w:r>
-    </w:p>
-    <w:p>
-      <w:pPr>
-        <w:widowControl/>
-        <w:spacing w:before="157" w:beforeLines="50" w:after="157" w:afterLines="50"/>
-        <w:ind w:firstLine="420"/>
-        <w:jc w:val="left"/>
-        <w:rPr>
-          <w:rFonts w:hint="eastAsia" w:ascii="宋体" w:hAnsi="宋体" w:cs="宋体"/>
-          <w:kern w:val="0"/>
-          <w:sz w:val="28"/>
-          <w:szCs w:val="28"/>
-          <w:lang w:val="en-US" w:eastAsia="zh-CN"/>
-        </w:rPr>
-      </w:pPr>
-      <w:r>
-        <w:rPr>
-          <w:rFonts w:hint="eastAsia" w:ascii="宋体" w:hAnsi="宋体" w:cs="宋体"/>
-          <w:kern w:val="0"/>
-          <w:sz w:val="28"/>
-          <w:szCs w:val="28"/>
-          <w:lang w:val="en-US" w:eastAsia="zh-CN"/>
-        </w:rPr>
-        <w:t>被告作为专业二手车经营者及出卖人，明知车辆存在重大事故及调表事实，不仅未履行如实告知义务，反而在合同中承诺提供车况记录却拒不提供，故意隐瞒真相，诱使原告作出购买意思表示，其行为已构成欺诈。</w:t>
-      </w:r>
-    </w:p>
-    <w:p>
-      <w:pPr>
-        <w:widowControl/>
-        <w:spacing w:before="157" w:beforeLines="50" w:after="157" w:afterLines="50"/>
-        <w:ind w:firstLine="420"/>
-        <w:jc w:val="left"/>
-        <w:rPr>
-          <w:rFonts w:hint="eastAsia" w:ascii="宋体" w:hAnsi="宋体" w:cs="宋体"/>
-          <w:kern w:val="0"/>
-          <w:sz w:val="28"/>
-          <w:szCs w:val="28"/>
-          <w:lang w:val="en-US" w:eastAsia="zh-CN"/>
-        </w:rPr>
-      </w:pPr>
-      <w:r>
-        <w:rPr>
-          <w:rFonts w:hint="eastAsia" w:ascii="宋体" w:hAnsi="宋体" w:cs="宋体"/>
-          <w:kern w:val="0"/>
-          <w:sz w:val="28"/>
-          <w:szCs w:val="28"/>
-          <w:lang w:val="en-US" w:eastAsia="zh-CN"/>
-        </w:rPr>
-        <w:t>为维护原告合法权益，特依据《民法典》及《消费者权益保护法》之规定提起诉讼，恳请判如所请。</w:t>
-      </w:r>
-    </w:p>
-    <w:p>
-      <w:pPr>
-        <w:widowControl/>
-        <w:spacing w:before="157" w:beforeLines="50" w:after="157" w:afterLines="50"/>
-        <w:ind w:firstLine="420"/>
-        <w:jc w:val="left"/>
-        <w:rPr>
-          <w:rFonts w:hint="eastAsia" w:ascii="宋体" w:hAnsi="宋体" w:cs="宋体"/>
-          <w:kern w:val="0"/>
-          <w:sz w:val="28"/>
-          <w:szCs w:val="28"/>
-          <w:lang w:val="en-US" w:eastAsia="zh-CN"/>
-        </w:rPr>
-      </w:pPr>
-    </w:p>
-    <w:p>
-      <w:pPr>
-        <w:widowControl/>
-        <w:spacing w:before="157" w:beforeLines="50" w:after="157" w:afterLines="50"/>
-        <w:ind w:firstLine="420"/>
-        <w:jc w:val="left"/>
-        <w:rPr>
-          <w:rFonts w:hint="eastAsia" w:ascii="宋体" w:hAnsi="宋体" w:cs="宋体"/>
-          <w:kern w:val="0"/>
-          <w:sz w:val="28"/>
-          <w:szCs w:val="28"/>
-          <w:lang w:val="en-US" w:eastAsia="zh-CN"/>
-        </w:rPr>
-      </w:pPr>
-    </w:p>
-    <w:p>
-      <w:pPr>
-        <w:widowControl/>
-        <w:spacing w:before="157" w:beforeLines="50" w:after="157" w:afterLines="50"/>
-        <w:ind w:firstLine="420"/>
-        <w:jc w:val="left"/>
-        <w:rPr>
-          <w:rFonts w:hint="eastAsia" w:ascii="宋体" w:hAnsi="宋体" w:cs="宋体"/>
-          <w:kern w:val="0"/>
-          <w:sz w:val="28"/>
-          <w:szCs w:val="28"/>
-          <w:lang w:val="en-US" w:eastAsia="zh-CN"/>
-        </w:rPr>
-      </w:pPr>
-      <w:r>
-        <w:rPr>
-          <w:rFonts w:hint="eastAsia" w:ascii="宋体" w:hAnsi="宋体" w:cs="宋体"/>
-          <w:kern w:val="0"/>
-          <w:sz w:val="28"/>
-          <w:szCs w:val="28"/>
-          <w:lang w:val="en-US" w:eastAsia="zh-CN"/>
-        </w:rPr>
-        <w:t>此致</w:t>
-      </w:r>
-    </w:p>
-    <w:p>
-      <w:pPr>
-        <w:widowControl/>
-        <w:spacing w:before="157" w:beforeLines="50" w:after="157" w:afterLines="50"/>
-        <w:ind w:firstLine="0"/>
-        <w:jc w:val="left"/>
-        <w:rPr>
-          <w:rFonts w:hint="default" w:ascii="宋体" w:hAnsi="宋体" w:cs="宋体"/>
-          <w:kern w:val="0"/>
-          <w:sz w:val="28"/>
-          <w:szCs w:val="28"/>
-          <w:lang w:val="en-US" w:eastAsia="zh-CN"/>
-        </w:rPr>
-      </w:pPr>
-      <w:r>
-        <w:rPr>
-          <w:rFonts w:hint="default" w:ascii="宋体" w:hAnsi="宋体" w:cs="宋体"/>
-          <w:kern w:val="0"/>
-          <w:sz w:val="28"/>
-          <w:szCs w:val="28"/>
-          <w:lang w:val="en-US" w:eastAsia="zh-CN"/>
-        </w:rPr>
-        <w:t>漳州市龙文区人民法院</w:t>
-      </w:r>
-    </w:p>
-    <w:p>
-      <w:pPr>
-        <w:spacing w:before="157" w:beforeLines="50" w:after="157" w:afterLines="50"/>
-        <w:rPr>
-          <w:rFonts w:hint="eastAsia" w:ascii="MS Gothic" w:hAnsi="MS Gothic" w:eastAsia="MS Gothic" w:cs="MS Gothic"/>
-          <w:kern w:val="0"/>
-          <w:szCs w:val="24"/>
-        </w:rPr>
-      </w:pPr>
-      <w:r>
-        <w:rPr>
-          <w:rFonts w:hint="eastAsia" w:ascii="MS Gothic" w:hAnsi="MS Gothic" w:eastAsia="MS Gothic" w:cs="MS Gothic"/>
-          <w:kern w:val="0"/>
-          <w:szCs w:val="24"/>
-        </w:rPr>
-        <w:t>​</w:t>
-      </w:r>
-    </w:p>
-    <w:p>
-      <w:pPr>
-        <w:spacing w:before="157" w:beforeLines="50" w:after="157" w:afterLines="50"/>
-        <w:rPr>
-          <w:rFonts w:hint="eastAsia" w:ascii="MS Gothic" w:hAnsi="MS Gothic" w:eastAsia="MS Gothic" w:cs="MS Gothic"/>
-          <w:kern w:val="0"/>
-          <w:szCs w:val="24"/>
-        </w:rPr>
-      </w:pPr>
-    </w:p>
-    <w:p>
-      <w:pPr>
-        <w:spacing w:before="157" w:beforeLines="50" w:after="157" w:afterLines="50"/>
-        <w:rPr>
-          <w:rFonts w:hint="eastAsia" w:ascii="MS Gothic" w:hAnsi="MS Gothic" w:eastAsia="MS Gothic" w:cs="MS Gothic"/>
-          <w:kern w:val="0"/>
-          <w:szCs w:val="24"/>
-        </w:rPr>
-      </w:pPr>
-    </w:p>
-    <w:p>
-      <w:pPr>
-        <w:wordWrap w:val="0"/>
-        <w:spacing w:before="157" w:beforeLines="50" w:after="157" w:afterLines="50"/>
-        <w:jc w:val="right"/>
-        <w:rPr>
-          <w:rFonts w:hint="eastAsia" w:ascii="MS Gothic" w:hAnsi="MS Gothic" w:cs="MS Gothic"/>
-          <w:kern w:val="0"/>
-          <w:szCs w:val="24"/>
-          <w:lang w:val="en-US" w:eastAsia="zh-CN"/>
-        </w:rPr>
-      </w:pPr>
-      <w:r>
-        <w:rPr>
-          <w:rFonts w:hint="eastAsia" w:ascii="MS Gothic" w:hAnsi="MS Gothic" w:cs="MS Gothic"/>
-          <w:kern w:val="0"/>
-          <w:szCs w:val="24"/>
-          <w:lang w:val="en-US" w:eastAsia="zh-CN"/>
-        </w:rPr>
-        <w:t xml:space="preserve">具状人：                     </w:t>
-      </w:r>
-    </w:p>
-    <w:p>
-      <w:pPr>
-        <w:wordWrap/>
-        <w:spacing w:before="157" w:beforeLines="50" w:after="157" w:afterLines="50"/>
-        <w:jc w:val="right"/>
-        <w:rPr>
-          <w:rFonts w:hint="eastAsia" w:ascii="MS Gothic" w:hAnsi="MS Gothic" w:cs="MS Gothic"/>
-          <w:kern w:val="0"/>
-          <w:szCs w:val="24"/>
-          <w:lang w:val="en-US" w:eastAsia="zh-CN"/>
-        </w:rPr>
-      </w:pPr>
-    </w:p>
-    <w:p>
-      <w:pPr>
-        <w:wordWrap w:val="0"/>
-        <w:spacing w:before="157" w:beforeLines="50" w:after="157" w:afterLines="50"/>
-        <w:jc w:val="right"/>
-        <w:rPr>
-          <w:rFonts w:hint="default" w:ascii="MS Gothic" w:hAnsi="MS Gothic" w:cs="MS Gothic"/>
-          <w:kern w:val="0"/>
-          <w:szCs w:val="24"/>
-          <w:lang w:val="en-US" w:eastAsia="zh-CN"/>
-        </w:rPr>
-      </w:pPr>
-      <w:r>
-        <w:rPr>
-          <w:rFonts w:hint="eastAsia" w:ascii="MS Gothic" w:hAnsi="MS Gothic" w:cs="MS Gothic"/>
-          <w:kern w:val="0"/>
-          <w:szCs w:val="24"/>
-          <w:lang w:val="en-US" w:eastAsia="zh-CN"/>
-        </w:rPr>
-        <w:t xml:space="preserve">日期：                     </w:t>
-      </w:r>
-    </w:p>
-    <w:sectPr>
-      <w:footerReference r:id="rId5" w:type="default"/>
-      <w:pgSz w:w="11906" w:h="16838"/>
-      <w:pgMar w:top="1440" w:right="1080" w:bottom="1440" w:left="1080" w:header="851" w:footer="992" w:gutter="0"/>
-      <w:pgNumType w:fmt="decimal"/>
-      <w:cols w:space="425" w:num="1"/>
-      <w:docGrid w:type="lines" w:linePitch="312" w:charSpace="0"/>
-    </w:sectPr>
-  </w:body>
-</w:document>
+<document xmlns="http://schemas.openxmlformats.org/wordprocessingml/2006/main" xmlns:ns1="http://schemas.openxmlformats.org/markup-compatibility/2006" xmlns:ns2="http://schemas.microsoft.com/office/word/2010/wordml" xmlns:ns3="http://schemas.openxmlformats.org/officeDocument/2006/relationships" ns1:Ignorable="w14 w15 wp14">
+  <body>
+    <p ns2:paraId="6FD7FD67">
+      <pPr>
+        <pStyle val="2"/>
+        <spacing before="157" beforeLines="50" after="157" afterLines="50"/>
+        <jc val="center"/>
+        <rPr>
+          <rFonts hint="default" ascii="宋体" hAnsi="宋体" eastAsia="宋体"/>
+          <sz val="32"/>
+          <szCs val="32"/>
+          <lang val="en-US" eastAsia="zh-CN"/>
+        </rPr>
+      </pPr>
+      <r>
+        <rPr>
+          <rFonts hint="eastAsia" ascii="宋体" hAnsi="宋体"/>
+          <sz val="32"/>
+          <szCs val="32"/>
+          <lang val="en-US" eastAsia="zh-CN"/>
+        </rPr>
+        <t>民事起诉状</t>
+      </r>
+    </p>
+    <p ns2:paraId="0273E220">
+      <pPr>
+        <widowControl/>
+        <spacing before="157" beforeLines="50" after="157" afterLines="50"/>
+        <rPr>
+          <rFonts hint="default" ascii="宋体" hAnsi="宋体" cs="宋体"/>
+          <kern val="0"/>
+          <sz val="28"/>
+          <szCs val="28"/>
+          <lang val="en-US" eastAsia="zh-CN"/>
+        </rPr>
+      </pPr>
+      <r>
+        <rPr>
+          <rFonts hint="eastAsia" ascii="宋体" hAnsi="宋体" eastAsia="宋体" cs="宋体"/>
+          <b/>
+          <bCs/>
+          <kern val="0"/>
+          <sz val="28"/>
+          <szCs val="28"/>
+        </rPr>
+        <t>原告</t>
+      </r>
+      <r>
+        <rPr>
+          <rFonts hint="eastAsia" ascii="宋体" hAnsi="宋体" eastAsia="宋体" cs="宋体"/>
+          <kern val="0"/>
+          <sz val="28"/>
+          <szCs val="28"/>
+        </rPr>
+        <t>：</t>
+      </r>
+      <r>
+        <rPr>
+          <rFonts hint="eastAsia" ascii="宋体" hAnsi="宋体" cs="宋体"/>
+          <kern val="0"/>
+          <sz val="28"/>
+          <szCs val="28"/>
+          <lang val="en-US" eastAsia="zh-CN"/>
+        </rPr>
+        <t>惠羿玮，女，汉族，1999年8月24日出生，身份证号码411381199908240307，住上海市普陀区千阳南路99弄19号</t>
+      </r>
+    </p>
+    <p ns2:paraId="0FC984F9">
+      <pPr>
+        <widowControl/>
+        <spacing before="157" beforeLines="50" after="157" afterLines="50"/>
+        <rPr>
+          <rFonts hint="eastAsia" ascii="宋体" hAnsi="宋体" cs="宋体"/>
+          <kern val="0"/>
+          <sz val="28"/>
+          <szCs val="28"/>
+          <lang val="en-US" eastAsia="zh-CN"/>
+        </rPr>
+      </pPr>
+      <r>
+        <rPr>
+          <rFonts hint="eastAsia" ascii="宋体" hAnsi="宋体" cs="宋体"/>
+          <kern val="0"/>
+          <sz val="28"/>
+          <szCs val="28"/>
+          <lang val="en-US" eastAsia="zh-CN"/>
+        </rPr>
+        <t>送达地址：上海市静安区南京西路580号B座10楼，13062663878</t>
+      </r>
+    </p>
+    <p ns2:paraId="7125DA2D">
+      <pPr>
+        <widowControl/>
+        <spacing before="157" beforeLines="50" after="157" afterLines="50"/>
+        <rPr>
+          <rFonts hint="eastAsia" ascii="宋体" hAnsi="宋体" cs="宋体"/>
+          <kern val="0"/>
+          <sz val="28"/>
+          <szCs val="28"/>
+          <lang val="en-US" eastAsia="zh-CN"/>
+        </rPr>
+      </pPr>
+    </p>
+    <p ns2:paraId="3E4EB8AE">
+      <pPr>
+        <widowControl/>
+        <spacing before="157" beforeLines="50" after="157" afterLines="50"/>
+        <rPr>
+          <rFonts hint="default" ascii="宋体" hAnsi="宋体" cs="宋体"/>
+          <kern val="0"/>
+          <sz val="28"/>
+          <szCs val="28"/>
+          <lang val="en-US" eastAsia="zh-CN"/>
+        </rPr>
+      </pPr>
+      <r>
+        <rPr>
+          <rFonts hint="eastAsia" ascii="宋体" hAnsi="宋体" cs="宋体"/>
+          <kern val="0"/>
+          <sz val="28"/>
+          <szCs val="28"/>
+          <lang val="en-US" eastAsia="zh-CN"/>
+        </rPr>
+        <t>被告：漳州市龙文区安之妮汽车经营部，统一社会信用代码：92350603MADUMPGH7P，经营者：郑阿妮，地址：福建省漳州市龙文区湘桥路2-18号，联系电话：18205965540</t>
+      </r>
+    </p>
+    <p ns2:paraId="5019EF67">
+      <pPr>
+        <widowControl/>
+        <spacing before="157" beforeLines="50" after="157" afterLines="50"/>
+        <rPr>
+          <rFonts hint="eastAsia" ascii="宋体" hAnsi="宋体" cs="宋体"/>
+          <kern val="0"/>
+          <sz val="28"/>
+          <szCs val="28"/>
+          <lang val="en-US" eastAsia="zh-CN"/>
+        </rPr>
+      </pPr>
+      <bookmarkStart id="0" name="_GoBack"/>
+      <bookmarkEnd id="0"/>
+    </p>
+    <p ns2:paraId="3C739D7F">
+      <pPr>
+        <pStyle val="3"/>
+        <spacing before="157" beforeLines="50" after="157" afterLines="50"/>
+        <rPr>
+          <rFonts hint="eastAsia" ascii="宋体" hAnsi="宋体" eastAsia="宋体" cs="宋体"/>
+          <sz val="28"/>
+          <szCs val="28"/>
+        </rPr>
+      </pPr>
+      <r>
+        <rPr>
+          <rFonts hint="eastAsia" ascii="宋体" hAnsi="宋体" eastAsia="宋体" cs="宋体"/>
+          <sz val="28"/>
+          <szCs val="28"/>
+        </rPr>
+        <t>​</t>
+      </r>
+      <r>
+        <rPr>
+          <rStyle val="17"/>
+          <rFonts hint="eastAsia" ascii="宋体" hAnsi="宋体" cs="宋体"/>
+          <b/>
+          <bCs/>
+          <sz val="28"/>
+          <szCs val="28"/>
+          <lang val="en-US" eastAsia="zh-CN"/>
+        </rPr>
+        <t>诉讼</t>
+      </r>
+      <r>
+        <rPr>
+          <rStyle val="17"/>
+          <rFonts hint="eastAsia" ascii="宋体" hAnsi="宋体" eastAsia="宋体" cs="宋体"/>
+          <b/>
+          <bCs/>
+          <sz val="28"/>
+          <szCs val="28"/>
+        </rPr>
+        <t>请求</t>
+      </r>
+    </p>
+    <p ns2:paraId="21ADC814">
+      <pPr>
+        <pStyle val="18"/>
+        <widowControl/>
+        <numPr>
+          <ilvl val="0"/>
+          <numId val="1"/>
+        </numPr>
+        <spacing before="157" beforeLines="50" after="157" afterLines="50"/>
+        <ind firstLineChars="0"/>
+        <jc val="left"/>
+        <rPr>
+          <rFonts hint="eastAsia" ascii="宋体" hAnsi="宋体" cs="宋体"/>
+          <kern val="0"/>
+          <sz val="28"/>
+          <szCs val="28"/>
+          <lang val="en-US" eastAsia="zh-CN"/>
+        </rPr>
+      </pPr>
+      <r>
+        <rPr>
+          <rFonts hint="eastAsia" ascii="宋体" hAnsi="宋体" cs="宋体"/>
+          <kern val="0"/>
+          <sz val="28"/>
+          <szCs val="28"/>
+          <lang val="en-US" eastAsia="zh-CN"/>
+        </rPr>
+        <t>判令撤销原告与被告签订的《二手（事故）车销售合同》；</t>
+      </r>
+    </p>
+    <p ns2:paraId="537ABD48">
+      <pPr>
+        <pStyle val="18"/>
+        <widowControl/>
+        <numPr>
+          <ilvl val="0"/>
+          <numId val="1"/>
+        </numPr>
+        <spacing before="157" beforeLines="50" after="157" afterLines="50"/>
+        <ind firstLineChars="0"/>
+        <jc val="left"/>
+        <rPr>
+          <rFonts hint="eastAsia" ascii="宋体" hAnsi="宋体" cs="宋体"/>
+          <kern val="0"/>
+          <sz val="28"/>
+          <szCs val="28"/>
+          <lang val="en-US" eastAsia="zh-CN"/>
+        </rPr>
+      </pPr>
+      <r>
+        <rPr>
+          <rFonts hint="eastAsia" ascii="宋体" hAnsi="宋体" cs="宋体"/>
+          <kern val="0"/>
+          <sz val="28"/>
+          <szCs val="28"/>
+          <lang val="en-US" eastAsia="zh-CN"/>
+        </rPr>
+        <t>判令被告退还原告购车款人民币305,000元；</t>
+      </r>
+    </p>
+    <p ns2:paraId="31101E55">
+      <pPr>
+        <pStyle val="18"/>
+        <widowControl/>
+        <numPr>
+          <ilvl val="0"/>
+          <numId val="1"/>
+        </numPr>
+        <spacing before="157" beforeLines="50" after="157" afterLines="50"/>
+        <ind firstLineChars="0"/>
+        <jc val="left"/>
+        <rPr>
+          <rFonts hint="eastAsia" ascii="宋体" hAnsi="宋体" cs="宋体"/>
+          <kern val="0"/>
+          <sz val="28"/>
+          <szCs val="28"/>
+          <lang val="en-US" eastAsia="zh-CN"/>
+        </rPr>
+      </pPr>
+      <r>
+        <rPr>
+          <rFonts hint="eastAsia" ascii="宋体" hAnsi="宋体" cs="宋体"/>
+          <kern val="0"/>
+          <sz val="28"/>
+          <szCs val="28"/>
+          <lang val="en-US" eastAsia="zh-CN"/>
+        </rPr>
+        <t>判令被告向原告支付购车款三倍的赔偿金人民币915,000元；</t>
+      </r>
+    </p>
+    <p ns2:paraId="46215BED">
+      <pPr>
+        <pStyle val="18"/>
+        <widowControl/>
+        <numPr>
+          <ilvl val="0"/>
+          <numId val="1"/>
+        </numPr>
+        <spacing before="157" beforeLines="50" after="157" afterLines="50"/>
+        <ind firstLineChars="0"/>
+        <jc val="left"/>
+        <rPr>
+          <rFonts hint="default" ascii="宋体" hAnsi="宋体" cs="宋体"/>
+          <kern val="0"/>
+          <sz val="28"/>
+          <szCs val="28"/>
+          <lang val="en-US" eastAsia="zh-CN"/>
+        </rPr>
+      </pPr>
+      <r>
+        <rPr>
+          <rFonts hint="eastAsia" ascii="宋体" hAnsi="宋体" cs="宋体"/>
+          <kern val="0"/>
+          <sz val="28"/>
+          <szCs val="28"/>
+          <lang val="en-US" eastAsia="zh-CN"/>
+        </rPr>
+        <t>判令被告向原告支付因本案所产生的经济损失，其中包括车辆售前保养、托运费、停车费、检测费、交通费、差旅费等，合计人民币5,468元。</t>
+      </r>
+    </p>
+    <p ns2:paraId="3A8C696C">
+      <pPr>
+        <pStyle val="18"/>
+        <widowControl/>
+        <numPr>
+          <ilvl val="0"/>
+          <numId val="1"/>
+        </numPr>
+        <spacing before="157" beforeLines="50" after="157" afterLines="50"/>
+        <ind firstLineChars="0"/>
+        <jc val="left"/>
+        <rPr>
+          <rFonts hint="eastAsia" ascii="宋体" hAnsi="宋体" eastAsia="宋体" cs="宋体"/>
+          <kern val="0"/>
+          <sz val="28"/>
+          <szCs val="28"/>
+        </rPr>
+      </pPr>
+      <r>
+        <rPr>
+          <rFonts hint="eastAsia" ascii="宋体" hAnsi="宋体" cs="宋体"/>
+          <kern val="0"/>
+          <sz val="28"/>
+          <szCs val="28"/>
+          <lang val="en-US" eastAsia="zh-CN"/>
+        </rPr>
+        <t>判令被告向原告支付因本案产生的合理支出，即律师费人民币30000元</t>
+      </r>
+      <r>
+        <rPr>
+          <rFonts hint="eastAsia" ascii="宋体" hAnsi="宋体" eastAsia="宋体" cs="宋体"/>
+          <kern val="0"/>
+          <sz val="28"/>
+          <szCs val="28"/>
+          <lang val="en-US" eastAsia="zh-CN"/>
+        </rPr>
+        <t>。</t>
+      </r>
+    </p>
+    <p ns2:paraId="0E97FD0D">
+      <pPr>
+        <pStyle val="18"/>
+        <widowControl/>
+        <numPr>
+          <ilvl val="0"/>
+          <numId val="1"/>
+        </numPr>
+        <spacing before="157" beforeLines="50" after="157" afterLines="50"/>
+        <ind firstLineChars="0"/>
+        <jc val="left"/>
+        <rPr>
+          <rFonts hint="eastAsia" ascii="宋体" hAnsi="宋体" eastAsia="宋体" cs="宋体"/>
+          <kern val="0"/>
+          <sz val="28"/>
+          <szCs val="28"/>
+        </rPr>
+      </pPr>
+      <r>
+        <rPr>
+          <rFonts hint="eastAsia" ascii="宋体" hAnsi="宋体" cs="宋体"/>
+          <kern val="0"/>
+          <sz val="28"/>
+          <szCs val="28"/>
+          <lang val="en-US" eastAsia="zh-CN"/>
+        </rPr>
+        <t>案件受理费由被告承担。</t>
+      </r>
+    </p>
+    <p ns2:paraId="63FB16B4">
+      <pPr>
+        <pStyle val="18"/>
+        <widowControl/>
+        <numPr>
+          <ilvl val="-1"/>
+          <numId val="0"/>
+        </numPr>
+        <spacing before="157" beforeLines="50" after="157" afterLines="50"/>
+        <ind left="0" firstLine="0" firstLineChars="0"/>
+        <jc val="left"/>
+        <rPr>
+          <rFonts hint="eastAsia" ascii="宋体" hAnsi="宋体" eastAsia="宋体" cs="宋体"/>
+          <kern val="0"/>
+          <sz val="28"/>
+          <szCs val="28"/>
+        </rPr>
+      </pPr>
+    </p>
+    <p ns2:paraId="11BB0506">
+      <pPr>
+        <pStyle val="3"/>
+        <spacing before="157" beforeLines="50" after="157" afterLines="50"/>
+        <rPr>
+          <rFonts hint="eastAsia" ascii="宋体" hAnsi="宋体" eastAsia="宋体" cs="宋体"/>
+          <sz val="28"/>
+          <szCs val="28"/>
+        </rPr>
+      </pPr>
+      <r>
+        <rPr>
+          <rFonts hint="eastAsia" ascii="宋体" hAnsi="宋体" eastAsia="宋体" cs="宋体"/>
+          <sz val="28"/>
+          <szCs val="28"/>
+        </rPr>
+        <t>​</t>
+      </r>
+      <r>
+        <rPr>
+          <rStyle val="17"/>
+          <rFonts hint="eastAsia" ascii="宋体" hAnsi="宋体" cs="宋体"/>
+          <b/>
+          <bCs/>
+          <sz val="28"/>
+          <szCs val="28"/>
+          <lang val="en-US" eastAsia="zh-CN"/>
+        </rPr>
+        <t>事实与</t>
+      </r>
+      <r>
+        <rPr>
+          <rStyle val="17"/>
+          <rFonts hint="eastAsia" ascii="宋体" hAnsi="宋体" eastAsia="宋体" cs="宋体"/>
+          <b/>
+          <bCs/>
+          <sz val="28"/>
+          <szCs val="28"/>
+        </rPr>
+        <t>理由</t>
+      </r>
+    </p>
+    <p ns2:paraId="7665340D">
+      <pPr>
+        <widowControl/>
+        <spacing before="157" beforeLines="50" after="157" afterLines="50"/>
+        <ind firstLine="420"/>
+        <jc val="left"/>
+        <rPr>
+          <rFonts hint="eastAsia" ascii="宋体" hAnsi="宋体" cs="宋体"/>
+          <kern val="0"/>
+          <sz val="28"/>
+          <szCs val="28"/>
+          <lang val="en-US" eastAsia="zh-CN"/>
+        </rPr>
+      </pPr>
+      <r>
+        <rPr>
+          <rFonts hint="eastAsia" ascii="宋体" hAnsi="宋体" cs="宋体"/>
+          <kern val="0"/>
+          <sz val="28"/>
+          <szCs val="28"/>
+          <lang val="en-US" eastAsia="zh-CN"/>
+        </rPr>
+        <t>原告因购车需求，于近期在被告经营场所看中一辆二手汽车（车架号：LBV61AF09PS777048）。在磋商过程中，被告故意隐瞒车辆真实车况，混淆“事故”程度，并在合同中勾选提供“历史车况记录（维保记录、出险记录）”。</t>
+      </r>
+    </p>
+    <p ns2:paraId="7E54C3A0">
+      <pPr>
+        <widowControl/>
+        <spacing before="157" beforeLines="50" after="157" afterLines="50"/>
+        <ind firstLine="420"/>
+        <jc val="left"/>
+        <rPr>
+          <rFonts hint="eastAsia" ascii="宋体" hAnsi="宋体" cs="宋体"/>
+          <kern val="0"/>
+          <sz val="28"/>
+          <szCs val="28"/>
+          <lang val="en-US" eastAsia="zh-CN"/>
+        </rPr>
+      </pPr>
+      <r>
+        <rPr>
+          <rFonts hint="eastAsia" ascii="宋体" hAnsi="宋体" cs="宋体"/>
+          <kern val="0"/>
+          <sz val="28"/>
+          <szCs val="28"/>
+          <lang val="en-US" eastAsia="zh-CN"/>
+        </rPr>
+        <t>原告基于信任，与被告签订了《二手（事故）车销售合同》，约定购车总价款为305,000元。原告依约支付了首付款61,000元，并通过融资方式支付了剩余款项244,000元。然而，车辆交付时，被告并未按合同约定提供历史车况记录，原告自行委托第三方检测机构查验后发现，该车辆不仅存在严重调表行为，更系发生重大事故导致结构件多处切割、焊接的重大事故车，存在严重安全隐患。</t>
+      </r>
+    </p>
+    <p ns2:paraId="5D62C457">
+      <pPr>
+        <widowControl/>
+        <spacing before="157" beforeLines="50" after="157" afterLines="50"/>
+        <ind firstLine="420"/>
+        <jc val="left"/>
+        <rPr>
+          <rFonts hint="eastAsia" ascii="宋体" hAnsi="宋体" cs="宋体"/>
+          <kern val="0"/>
+          <sz val="28"/>
+          <szCs val="28"/>
+          <lang val="en-US" eastAsia="zh-CN"/>
+        </rPr>
+      </pPr>
+      <r>
+        <rPr>
+          <rFonts hint="eastAsia" ascii="宋体" hAnsi="宋体" cs="宋体"/>
+          <kern val="0"/>
+          <sz val="28"/>
+          <szCs val="28"/>
+          <lang val="en-US" eastAsia="zh-CN"/>
+        </rPr>
+        <t>被告作为专业二手车经营者及出卖人，明知车辆存在重大事故及调表事实，不仅未履行如实告知义务，反而在合同中承诺提供车况记录却拒不提供，故意隐瞒真相，诱使原告作出购买意思表示，其行为已构成欺诈。</t>
+      </r>
+    </p>
+    <p ns2:paraId="3ABC0EBD">
+      <pPr>
+        <widowControl/>
+        <spacing before="157" beforeLines="50" after="157" afterLines="50"/>
+        <ind firstLine="420"/>
+        <jc val="left"/>
+        <rPr>
+          <rFonts hint="eastAsia" ascii="宋体" hAnsi="宋体" cs="宋体"/>
+          <kern val="0"/>
+          <sz val="28"/>
+          <szCs val="28"/>
+          <lang val="en-US" eastAsia="zh-CN"/>
+        </rPr>
+      </pPr>
+      <r>
+        <rPr>
+          <rFonts hint="eastAsia" ascii="宋体" hAnsi="宋体" cs="宋体"/>
+          <kern val="0"/>
+          <sz val="28"/>
+          <szCs val="28"/>
+          <lang val="en-US" eastAsia="zh-CN"/>
+        </rPr>
+        <t>为维护原告合法权益，特依据《民法典》及《消费者权益保护法》之规定提起诉讼，恳请判如所请。</t>
+      </r>
+    </p>
+    <p ns2:paraId="00DA9E46">
+      <pPr>
+        <widowControl/>
+        <spacing before="157" beforeLines="50" after="157" afterLines="50"/>
+        <ind firstLine="420"/>
+        <jc val="left"/>
+        <rPr>
+          <rFonts hint="eastAsia" ascii="宋体" hAnsi="宋体" cs="宋体"/>
+          <kern val="0"/>
+          <sz val="28"/>
+          <szCs val="28"/>
+          <lang val="en-US" eastAsia="zh-CN"/>
+        </rPr>
+      </pPr>
+    </p>
+    <p ns2:paraId="42A81AC0">
+      <pPr>
+        <widowControl/>
+        <spacing before="157" beforeLines="50" after="157" afterLines="50"/>
+        <ind firstLine="420"/>
+        <jc val="left"/>
+        <rPr>
+          <rFonts hint="eastAsia" ascii="宋体" hAnsi="宋体" cs="宋体"/>
+          <kern val="0"/>
+          <sz val="28"/>
+          <szCs val="28"/>
+          <lang val="en-US" eastAsia="zh-CN"/>
+        </rPr>
+      </pPr>
+    </p>
+    <p ns2:paraId="0E97856E">
+      <pPr>
+        <widowControl/>
+        <spacing before="157" beforeLines="50" after="157" afterLines="50"/>
+        <ind firstLine="420"/>
+        <jc val="left"/>
+        <rPr>
+          <rFonts hint="eastAsia" ascii="宋体" hAnsi="宋体" cs="宋体"/>
+          <kern val="0"/>
+          <sz val="28"/>
+          <szCs val="28"/>
+          <lang val="en-US" eastAsia="zh-CN"/>
+        </rPr>
+      </pPr>
+      <r>
+        <rPr>
+          <rFonts hint="eastAsia" ascii="宋体" hAnsi="宋体" cs="宋体"/>
+          <kern val="0"/>
+          <sz val="28"/>
+          <szCs val="28"/>
+          <lang val="en-US" eastAsia="zh-CN"/>
+        </rPr>
+        <t>此致</t>
+      </r>
+    </p>
+    <p ns2:paraId="524827EE">
+      <pPr>
+        <widowControl/>
+        <spacing before="157" beforeLines="50" after="157" afterLines="50"/>
+        <ind firstLine="0"/>
+        <jc val="left"/>
+        <rPr>
+          <rFonts hint="default" ascii="宋体" hAnsi="宋体" cs="宋体"/>
+          <kern val="0"/>
+          <sz val="28"/>
+          <szCs val="28"/>
+          <lang val="en-US" eastAsia="zh-CN"/>
+        </rPr>
+      </pPr>
+      <r>
+        <rPr>
+          <rFonts hint="default" ascii="宋体" hAnsi="宋体" cs="宋体"/>
+          <kern val="0"/>
+          <sz val="28"/>
+          <szCs val="28"/>
+          <lang val="en-US" eastAsia="zh-CN"/>
+        </rPr>
+        <t>漳州市龙文区人民法院</t>
+      </r>
+    </p>
+    <p ns2:paraId="06F885E1">
+      <pPr>
+        <spacing before="157" beforeLines="50" after="157" afterLines="50"/>
+        <rPr>
+          <rFonts hint="eastAsia" ascii="MS Gothic" hAnsi="MS Gothic" eastAsia="MS Gothic" cs="MS Gothic"/>
+          <kern val="0"/>
+          <szCs val="24"/>
+        </rPr>
+      </pPr>
+      <r>
+        <rPr>
+          <rFonts hint="eastAsia" ascii="MS Gothic" hAnsi="MS Gothic" eastAsia="MS Gothic" cs="MS Gothic"/>
+          <kern val="0"/>
+          <szCs val="24"/>
+        </rPr>
+        <t>​</t>
+      </r>
+    </p>
+    <p ns2:paraId="2C0CC14C">
+      <pPr>
+        <spacing before="157" beforeLines="50" after="157" afterLines="50"/>
+        <rPr>
+          <rFonts hint="eastAsia" ascii="MS Gothic" hAnsi="MS Gothic" eastAsia="MS Gothic" cs="MS Gothic"/>
+          <kern val="0"/>
+          <szCs val="24"/>
+        </rPr>
+      </pPr>
+    </p>
+    <p ns2:paraId="27BAB1A9">
+      <pPr>
+        <spacing before="157" beforeLines="50" after="157" afterLines="50"/>
+        <rPr>
+          <rFonts hint="eastAsia" ascii="MS Gothic" hAnsi="MS Gothic" eastAsia="MS Gothic" cs="MS Gothic"/>
+          <kern val="0"/>
+          <szCs val="24"/>
+        </rPr>
+      </pPr>
+    </p>
+    <p ns2:paraId="60CB3539">
+      <pPr>
+        <wordWrap val="0"/>
+        <spacing before="157" beforeLines="50" after="157" afterLines="50"/>
+        <jc val="right"/>
+        <rPr>
+          <rFonts hint="eastAsia" ascii="MS Gothic" hAnsi="MS Gothic" cs="MS Gothic"/>
+          <kern val="0"/>
+          <szCs val="24"/>
+          <lang val="en-US" eastAsia="zh-CN"/>
+        </rPr>
+      </pPr>
+      <r>
+        <rPr>
+          <rFonts hint="eastAsia" ascii="MS Gothic" hAnsi="MS Gothic" cs="MS Gothic"/>
+          <kern val="0"/>
+          <szCs val="24"/>
+          <lang val="en-US" eastAsia="zh-CN"/>
+        </rPr>
+        <t xml:space="preserve">具状人：                     </t>
+      </r>
+    </p>
+    <p ns2:paraId="7B9738C8">
+      <pPr>
+        <wordWrap/>
+        <spacing before="157" beforeLines="50" after="157" afterLines="50"/>
+        <jc val="right"/>
+        <rPr>
+          <rFonts hint="eastAsia" ascii="MS Gothic" hAnsi="MS Gothic" cs="MS Gothic"/>
+          <kern val="0"/>
+          <szCs val="24"/>
+          <lang val="en-US" eastAsia="zh-CN"/>
+        </rPr>
+      </pPr>
+    </p>
+    <p ns2:paraId="32414DC9">
+      <pPr>
+        <wordWrap val="0"/>
+        <spacing before="157" beforeLines="50" after="157" afterLines="50"/>
+        <jc val="right"/>
+        <rPr>
+          <rFonts hint="default" ascii="MS Gothic" hAnsi="MS Gothic" cs="MS Gothic"/>
+          <kern val="0"/>
+          <szCs val="24"/>
+          <lang val="en-US" eastAsia="zh-CN"/>
+        </rPr>
+      </pPr>
+      <r>
+        <rPr>
+          <rFonts hint="eastAsia" ascii="MS Gothic" hAnsi="MS Gothic" cs="MS Gothic"/>
+          <kern val="0"/>
+          <szCs val="24"/>
+          <lang val="en-US" eastAsia="zh-CN"/>
+        </rPr>
+        <t xml:space="preserve">日期：                     </t>
+      </r>
+    </p>
+    <sectPr>
+      <footerReference ns3:id="rId5" type="default"/>
+      <pgSz w="11906" h="16838"/>
+      <pgMar top="1440" right="1080" bottom="1440" left="1080" header="851" footer="992" gutter="0"/>
+      <pgNumType fmt="decimal"/>
+      <cols space="425" num="1"/>
+      <docGrid type="lines" linePitch="312" charSpace="0"/>
+    </sectPr>
+  </body>
+</document>
 </file>
 
 <file path=word/endnotes.xml><?xml version="1.0" encoding="utf-8"?>
